--- a/exercises/hw2.docx
+++ b/exercises/hw2.docx
@@ -367,6 +367,7 @@
         <w:t xml:space="preserve">For datasets, you may find it useful to browse </w:t>
       </w:r>
       <w:hyperlink r:id="rId7" w:history="1">
+        <w:proofErr w:type="spellStart"/>
         <w:r>
           <w:rPr>
             <w:rStyle w:val="Hyperlink"/>
@@ -377,6 +378,7 @@
           </w:rPr>
           <w:t>TidyTuesdays</w:t>
         </w:r>
+        <w:proofErr w:type="spellEnd"/>
       </w:hyperlink>
       <w:r>
         <w:rPr>
@@ -1061,7 +1063,23 @@
           <w:szCs w:val="22"/>
         </w:rPr>
         <w:lastRenderedPageBreak/>
-        <w:t>Discussion Quality [4 pts]: The write-up is</w:t>
+        <w:t>Discussion Quality [</w:t>
+      </w:r>
+      <w:r>
+        <w:rPr>
+          <w:rFonts w:ascii="Arial" w:hAnsi="Arial" w:cs="Arial"/>
+          <w:sz w:val="22"/>
+          <w:szCs w:val="22"/>
+        </w:rPr>
+        <w:t>5</w:t>
+      </w:r>
+      <w:r>
+        <w:rPr>
+          <w:rFonts w:ascii="Arial" w:hAnsi="Arial" w:cs="Arial"/>
+          <w:sz w:val="22"/>
+          <w:szCs w:val="22"/>
+        </w:rPr>
+        <w:t xml:space="preserve"> pts]: The write-up is</w:t>
       </w:r>
       <w:r>
         <w:rPr>
@@ -1110,7 +1128,23 @@
           <w:sz w:val="22"/>
           <w:szCs w:val="22"/>
         </w:rPr>
-        <w:t>Design Choices [4 points]: The visual interface is easy to use</w:t>
+        <w:t>Design Choices [</w:t>
+      </w:r>
+      <w:r>
+        <w:rPr>
+          <w:rFonts w:ascii="Arial" w:hAnsi="Arial" w:cs="Arial"/>
+          <w:sz w:val="22"/>
+          <w:szCs w:val="22"/>
+        </w:rPr>
+        <w:t>6</w:t>
+      </w:r>
+      <w:r>
+        <w:rPr>
+          <w:rFonts w:ascii="Arial" w:hAnsi="Arial" w:cs="Arial"/>
+          <w:sz w:val="22"/>
+          <w:szCs w:val="22"/>
+        </w:rPr>
+        <w:t xml:space="preserve"> points]: The visual interface is easy to use</w:t>
       </w:r>
       <w:r>
         <w:rPr>
@@ -1191,7 +1225,23 @@
           <w:sz w:val="22"/>
           <w:szCs w:val="22"/>
         </w:rPr>
-        <w:t>Problem Formulation [4 points]</w:t>
+        <w:t>Problem Formulation [</w:t>
+      </w:r>
+      <w:r>
+        <w:rPr>
+          <w:rFonts w:ascii="Arial" w:hAnsi="Arial" w:cs="Arial"/>
+          <w:sz w:val="22"/>
+          <w:szCs w:val="22"/>
+        </w:rPr>
+        <w:t>5</w:t>
+      </w:r>
+      <w:r>
+        <w:rPr>
+          <w:rFonts w:ascii="Arial" w:hAnsi="Arial" w:cs="Arial"/>
+          <w:sz w:val="22"/>
+          <w:szCs w:val="22"/>
+        </w:rPr>
+        <w:t xml:space="preserve"> points]</w:t>
       </w:r>
       <w:r>
         <w:rPr>
@@ -1384,7 +1434,23 @@
           <w:sz w:val="22"/>
           <w:szCs w:val="22"/>
         </w:rPr>
-        <w:t>Code Useability [3 points]: The code to generate the figures is readable and can be run easily.</w:t>
+        <w:t>Code Useability [</w:t>
+      </w:r>
+      <w:r>
+        <w:rPr>
+          <w:rFonts w:ascii="Arial" w:hAnsi="Arial" w:cs="Arial"/>
+          <w:sz w:val="22"/>
+          <w:szCs w:val="22"/>
+        </w:rPr>
+        <w:t>4</w:t>
+      </w:r>
+      <w:r>
+        <w:rPr>
+          <w:rFonts w:ascii="Arial" w:hAnsi="Arial" w:cs="Arial"/>
+          <w:sz w:val="22"/>
+          <w:szCs w:val="22"/>
+        </w:rPr>
+        <w:t xml:space="preserve"> points]: The code to generate the figures is readable and can be run easily.</w:t>
       </w:r>
     </w:p>
     <w:sectPr>

--- a/exercises/hw2.docx
+++ b/exercises/hw2.docx
@@ -91,63 +91,15 @@
           <w:sz w:val="22"/>
           <w:szCs w:val="22"/>
         </w:rPr>
-        <w:t>Submit a</w:t>
-      </w:r>
-      <w:r>
-        <w:rPr>
-          <w:rFonts w:ascii="Arial" w:hAnsi="Arial" w:cs="Arial"/>
-          <w:sz w:val="22"/>
-          <w:szCs w:val="22"/>
-        </w:rPr>
-        <w:t>n</w:t>
-      </w:r>
-      <w:r>
-        <w:rPr>
-          <w:rFonts w:ascii="Arial" w:hAnsi="Arial" w:cs="Arial"/>
-          <w:sz w:val="22"/>
-          <w:szCs w:val="22"/>
-        </w:rPr>
-        <w:t xml:space="preserve"> R script that allows </w:t>
-      </w:r>
-      <w:r>
-        <w:rPr>
-          <w:rFonts w:ascii="Arial" w:hAnsi="Arial" w:cs="Arial"/>
-          <w:sz w:val="22"/>
-          <w:szCs w:val="22"/>
-        </w:rPr>
-        <w:t xml:space="preserve">us </w:t>
-      </w:r>
-      <w:r>
-        <w:rPr>
-          <w:rFonts w:ascii="Arial" w:hAnsi="Arial" w:cs="Arial"/>
-          <w:sz w:val="22"/>
-          <w:szCs w:val="22"/>
-        </w:rPr>
-        <w:t>to rerun your Shiny app</w:t>
-      </w:r>
-      <w:r>
-        <w:rPr>
-          <w:rFonts w:ascii="Arial" w:hAnsi="Arial" w:cs="Arial"/>
-          <w:sz w:val="22"/>
-          <w:szCs w:val="22"/>
-        </w:rPr>
-        <w:t xml:space="preserve">. Details </w:t>
-      </w:r>
-      <w:r>
-        <w:rPr>
-          <w:rFonts w:ascii="Arial" w:hAnsi="Arial" w:cs="Arial"/>
-          <w:sz w:val="22"/>
-          <w:szCs w:val="22"/>
-        </w:rPr>
-        <w:t xml:space="preserve">are </w:t>
-      </w:r>
-      <w:r>
-        <w:rPr>
-          <w:rFonts w:ascii="Arial" w:hAnsi="Arial" w:cs="Arial"/>
-          <w:sz w:val="22"/>
-          <w:szCs w:val="22"/>
-        </w:rPr>
-        <w:t>given below.</w:t>
+        <w:t>Upload your write-up as a PDF document</w:t>
+      </w:r>
+      <w:r>
+        <w:rPr>
+          <w:rFonts w:ascii="Arial" w:hAnsi="Arial" w:cs="Arial"/>
+          <w:sz w:val="22"/>
+          <w:szCs w:val="22"/>
+        </w:rPr>
+        <w:t>.</w:t>
       </w:r>
     </w:p>
     <w:p>
@@ -169,15 +121,93 @@
           <w:sz w:val="22"/>
           <w:szCs w:val="22"/>
         </w:rPr>
-        <w:t>Upload your write-up as a PDF document</w:t>
-      </w:r>
-      <w:r>
-        <w:rPr>
-          <w:rFonts w:ascii="Arial" w:hAnsi="Arial" w:cs="Arial"/>
-          <w:sz w:val="22"/>
-          <w:szCs w:val="22"/>
-        </w:rPr>
-        <w:t>.</w:t>
+        <w:t xml:space="preserve">Include a link to an </w:t>
+      </w:r>
+      <w:r>
+        <w:rPr>
+          <w:rFonts w:ascii="Arial" w:hAnsi="Arial" w:cs="Arial"/>
+          <w:sz w:val="22"/>
+          <w:szCs w:val="22"/>
+        </w:rPr>
+        <w:t>R script that allows us to rerun your Shiny app</w:t>
+      </w:r>
+      <w:r>
+        <w:rPr>
+          <w:rFonts w:ascii="Arial" w:hAnsi="Arial" w:cs="Arial"/>
+          <w:sz w:val="22"/>
+          <w:szCs w:val="22"/>
+        </w:rPr>
+        <w:t xml:space="preserve">. </w:t>
+      </w:r>
+      <w:r>
+        <w:rPr>
+          <w:rFonts w:ascii="Arial" w:hAnsi="Arial" w:cs="Arial"/>
+          <w:sz w:val="22"/>
+          <w:szCs w:val="22"/>
+        </w:rPr>
+        <w:t xml:space="preserve">You can host your script through </w:t>
+      </w:r>
+      <w:hyperlink r:id="rId7" w:history="1">
+        <w:r>
+          <w:rPr>
+            <w:rStyle w:val="Hyperlink"/>
+            <w:rFonts w:ascii="Arial" w:hAnsi="Arial" w:cs="Arial"/>
+            <w:sz w:val="22"/>
+            <w:szCs w:val="22"/>
+          </w:rPr>
+          <w:t>UW Madison Box</w:t>
+        </w:r>
+      </w:hyperlink>
+      <w:r>
+        <w:rPr>
+          <w:rFonts w:ascii="Arial" w:hAnsi="Arial" w:cs="Arial"/>
+          <w:sz w:val="22"/>
+          <w:szCs w:val="22"/>
+        </w:rPr>
+        <w:t xml:space="preserve">, </w:t>
+      </w:r>
+      <w:hyperlink r:id="rId8" w:history="1">
+        <w:r>
+          <w:rPr>
+            <w:rStyle w:val="Hyperlink"/>
+            <w:rFonts w:ascii="Arial" w:hAnsi="Arial" w:cs="Arial"/>
+            <w:sz w:val="22"/>
+            <w:szCs w:val="22"/>
+          </w:rPr>
+          <w:t>UW Madison Drive</w:t>
+        </w:r>
+      </w:hyperlink>
+      <w:r>
+        <w:rPr>
+          <w:rFonts w:ascii="Arial" w:hAnsi="Arial" w:cs="Arial"/>
+          <w:sz w:val="22"/>
+          <w:szCs w:val="22"/>
+        </w:rPr>
+        <w:t xml:space="preserve">, or GitHub, for example. </w:t>
+      </w:r>
+      <w:r>
+        <w:rPr>
+          <w:rFonts w:ascii="Arial" w:hAnsi="Arial" w:cs="Arial"/>
+          <w:sz w:val="22"/>
+          <w:szCs w:val="22"/>
+        </w:rPr>
+        <w:t xml:space="preserve">Details </w:t>
+      </w:r>
+      <w:r>
+        <w:rPr>
+          <w:rFonts w:ascii="Arial" w:hAnsi="Arial" w:cs="Arial"/>
+          <w:sz w:val="22"/>
+          <w:szCs w:val="22"/>
+        </w:rPr>
+        <w:t xml:space="preserve">are </w:t>
+      </w:r>
+      <w:r>
+        <w:rPr>
+          <w:rFonts w:ascii="Arial" w:hAnsi="Arial" w:cs="Arial"/>
+          <w:sz w:val="22"/>
+          <w:szCs w:val="22"/>
+        </w:rPr>
+        <w:t>given below.</w:t>
       </w:r>
     </w:p>
     <w:p>
@@ -315,7 +345,15 @@
           <w:sz w:val="22"/>
           <w:szCs w:val="22"/>
         </w:rPr>
-        <w:t xml:space="preserve"> for you to design and share visualization without the constraints of in-class exercises. In th</w:t>
+        <w:t xml:space="preserve"> for you to design and share visualization without the constraints of in-class </w:t>
+      </w:r>
+      <w:r>
+        <w:rPr>
+          <w:rFonts w:ascii="Arial" w:hAnsi="Arial" w:cs="Arial"/>
+          <w:sz w:val="22"/>
+          <w:szCs w:val="22"/>
+        </w:rPr>
+        <w:t>exercises. In th</w:t>
       </w:r>
       <w:r>
         <w:rPr>
@@ -366,19 +404,18 @@
         </w:rPr>
         <w:t xml:space="preserve">For datasets, you may find it useful to browse </w:t>
       </w:r>
-      <w:hyperlink r:id="rId7" w:history="1">
-        <w:proofErr w:type="spellStart"/>
+      <w:hyperlink r:id="rId9" w:history="1">
         <w:r>
           <w:rPr>
             <w:rStyle w:val="Hyperlink"/>
             <w:rFonts w:ascii="Arial" w:eastAsia="Times New Roman" w:hAnsi="Arial" w:cs="Arial"/>
+            <w:color w:val="auto"/>
             <w:sz w:val="22"/>
             <w:szCs w:val="22"/>
             <w:shd w:val="clear" w:color="auto" w:fill="F2F2F2"/>
           </w:rPr>
           <w:t>TidyTuesdays</w:t>
         </w:r>
-        <w:proofErr w:type="spellEnd"/>
       </w:hyperlink>
       <w:r>
         <w:rPr>
@@ -389,11 +426,12 @@
         </w:rPr>
         <w:t xml:space="preserve">, </w:t>
       </w:r>
-      <w:hyperlink r:id="rId8" w:history="1">
+      <w:hyperlink r:id="rId10" w:history="1">
         <w:r>
           <w:rPr>
             <w:rStyle w:val="Hyperlink"/>
             <w:rFonts w:ascii="Arial" w:eastAsia="Times New Roman" w:hAnsi="Arial" w:cs="Arial"/>
+            <w:color w:val="auto"/>
             <w:sz w:val="22"/>
             <w:szCs w:val="22"/>
             <w:shd w:val="clear" w:color="auto" w:fill="F2F2F2"/>
@@ -410,11 +448,12 @@
         </w:rPr>
         <w:t xml:space="preserve">, </w:t>
       </w:r>
-      <w:hyperlink r:id="rId9" w:history="1">
+      <w:hyperlink r:id="rId11" w:history="1">
         <w:r>
           <w:rPr>
             <w:rStyle w:val="Hyperlink"/>
             <w:rFonts w:ascii="Arial" w:eastAsia="Times New Roman" w:hAnsi="Arial" w:cs="Arial"/>
+            <w:color w:val="auto"/>
             <w:sz w:val="22"/>
             <w:szCs w:val="22"/>
             <w:shd w:val="clear" w:color="auto" w:fill="F2F2F2"/>
@@ -434,17 +473,17 @@
       <w:r>
         <w:rPr>
           <w:rFonts w:ascii="Lato" w:eastAsia="Times New Roman" w:hAnsi="Lato" w:cs="Times New Roman"/>
-          <w:color w:val="000000"/>
           <w:sz w:val="27"/>
           <w:szCs w:val="27"/>
         </w:rPr>
         <w:br/>
       </w:r>
-      <w:hyperlink r:id="rId10" w:history="1">
+      <w:hyperlink r:id="rId12" w:history="1">
         <w:r>
           <w:rPr>
             <w:rStyle w:val="Hyperlink"/>
             <w:rFonts w:ascii="Arial" w:eastAsia="Times New Roman" w:hAnsi="Arial" w:cs="Arial"/>
+            <w:color w:val="auto"/>
             <w:sz w:val="22"/>
             <w:szCs w:val="22"/>
             <w:shd w:val="clear" w:color="auto" w:fill="F2F2F2"/>
@@ -461,11 +500,12 @@
         </w:rPr>
         <w:t xml:space="preserve">, </w:t>
       </w:r>
-      <w:hyperlink r:id="rId11" w:history="1">
+      <w:hyperlink r:id="rId13" w:history="1">
         <w:r>
           <w:rPr>
             <w:rStyle w:val="Hyperlink"/>
             <w:rFonts w:ascii="Arial" w:eastAsia="Times New Roman" w:hAnsi="Arial" w:cs="Arial"/>
+            <w:color w:val="auto"/>
             <w:sz w:val="22"/>
             <w:szCs w:val="22"/>
             <w:shd w:val="clear" w:color="auto" w:fill="F2F2F2"/>
@@ -482,11 +522,12 @@
         </w:rPr>
         <w:t xml:space="preserve">, </w:t>
       </w:r>
-      <w:hyperlink r:id="rId12" w:history="1">
+      <w:hyperlink r:id="rId14" w:history="1">
         <w:r>
           <w:rPr>
             <w:rStyle w:val="Hyperlink"/>
             <w:rFonts w:ascii="Arial" w:eastAsia="Times New Roman" w:hAnsi="Arial" w:cs="Arial"/>
+            <w:color w:val="auto"/>
             <w:sz w:val="22"/>
             <w:szCs w:val="22"/>
             <w:shd w:val="clear" w:color="auto" w:fill="F2F2F2"/>
@@ -503,11 +544,12 @@
         </w:rPr>
         <w:t xml:space="preserve">, </w:t>
       </w:r>
-      <w:hyperlink r:id="rId13" w:history="1">
+      <w:hyperlink r:id="rId15" w:history="1">
         <w:r>
           <w:rPr>
             <w:rStyle w:val="Hyperlink"/>
             <w:rFonts w:ascii="Arial" w:eastAsia="Times New Roman" w:hAnsi="Arial" w:cs="Arial"/>
+            <w:color w:val="auto"/>
             <w:sz w:val="22"/>
             <w:szCs w:val="22"/>
             <w:shd w:val="clear" w:color="auto" w:fill="F2F2F2"/>
@@ -524,11 +566,12 @@
         </w:rPr>
         <w:t xml:space="preserve">, </w:t>
       </w:r>
-      <w:hyperlink r:id="rId14" w:history="1">
+      <w:hyperlink r:id="rId16" w:history="1">
         <w:r>
           <w:rPr>
             <w:rStyle w:val="Hyperlink"/>
             <w:rFonts w:ascii="Arial" w:eastAsia="Times New Roman" w:hAnsi="Arial" w:cs="Arial"/>
+            <w:color w:val="auto"/>
             <w:sz w:val="22"/>
             <w:szCs w:val="22"/>
             <w:shd w:val="clear" w:color="auto" w:fill="F2F2F2"/>
@@ -539,6 +582,7 @@
           <w:rPr>
             <w:rStyle w:val="Hyperlink"/>
             <w:rFonts w:ascii="Lato" w:eastAsia="Times New Roman" w:hAnsi="Lato" w:cs="Times New Roman"/>
+            <w:color w:val="auto"/>
             <w:sz w:val="27"/>
             <w:szCs w:val="27"/>
           </w:rPr>
@@ -548,6 +592,7 @@
           <w:rPr>
             <w:rStyle w:val="Hyperlink"/>
             <w:rFonts w:ascii="Arial" w:eastAsia="Times New Roman" w:hAnsi="Arial" w:cs="Arial"/>
+            <w:color w:val="auto"/>
             <w:sz w:val="22"/>
             <w:szCs w:val="22"/>
             <w:shd w:val="clear" w:color="auto" w:fill="F2F2F2"/>
@@ -567,7 +612,6 @@
       <w:r>
         <w:rPr>
           <w:rFonts w:ascii="Lato" w:eastAsia="Times New Roman" w:hAnsi="Lato" w:cs="Times New Roman"/>
-          <w:color w:val="000000"/>
           <w:sz w:val="27"/>
           <w:szCs w:val="27"/>
         </w:rPr>
@@ -606,7 +650,15 @@
           <w:sz w:val="22"/>
           <w:szCs w:val="22"/>
         </w:rPr>
-        <w:t xml:space="preserve">Once you have identified a dataset, you will use the </w:t>
+        <w:t>Once you have identified a dataset,</w:t>
+      </w:r>
+      <w:r>
+        <w:rPr>
+          <w:rFonts w:ascii="Arial" w:hAnsi="Arial" w:cs="Arial"/>
+          <w:sz w:val="22"/>
+          <w:szCs w:val="22"/>
+        </w:rPr>
+        <w:t xml:space="preserve"> you will use the </w:t>
       </w:r>
       <w:r>
         <w:rPr>
@@ -934,7 +986,7 @@
         </w:rPr>
         <w:t xml:space="preserve">you may host your application online, using </w:t>
       </w:r>
-      <w:hyperlink r:id="rId15" w:history="1">
+      <w:hyperlink r:id="rId17" w:history="1">
         <w:r>
           <w:rPr>
             <w:rStyle w:val="Hyperlink"/>
@@ -987,7 +1039,7 @@
         </w:rPr>
         <w:t xml:space="preserve"> Examples from previous years’ submissions can be found </w:t>
       </w:r>
-      <w:hyperlink r:id="rId16" w:history="1">
+      <w:hyperlink r:id="rId18" w:history="1">
         <w:r>
           <w:rPr>
             <w:rStyle w:val="Hyperlink"/>
@@ -1028,7 +1080,9 @@
           <w:szCs w:val="22"/>
         </w:rPr>
       </w:pPr>
-      <w:r>
+    </w:p>
+    <w:p>
+      <w:pPr>
         <w:rPr>
           <w:rFonts w:ascii="Arial" w:hAnsi="Arial" w:cs="Arial"/>
           <w:b/>
@@ -1036,6 +1090,27 @@
           <w:sz w:val="22"/>
           <w:szCs w:val="22"/>
         </w:rPr>
+      </w:pPr>
+    </w:p>
+    <w:p>
+      <w:pPr>
+        <w:rPr>
+          <w:rFonts w:ascii="Arial" w:hAnsi="Arial" w:cs="Arial"/>
+          <w:b/>
+          <w:bCs/>
+          <w:sz w:val="22"/>
+          <w:szCs w:val="22"/>
+        </w:rPr>
+      </w:pPr>
+      <w:r>
+        <w:rPr>
+          <w:rFonts w:ascii="Arial" w:hAnsi="Arial" w:cs="Arial"/>
+          <w:b/>
+          <w:bCs/>
+          <w:sz w:val="22"/>
+          <w:szCs w:val="22"/>
+        </w:rPr>
+        <w:lastRenderedPageBreak/>
         <w:t>Rubric</w:t>
       </w:r>
     </w:p>
@@ -1052,17 +1127,18 @@
       <w:pPr>
         <w:rPr>
           <w:rFonts w:ascii="Arial" w:hAnsi="Arial" w:cs="Arial"/>
-          <w:sz w:val="22"/>
-          <w:szCs w:val="22"/>
-        </w:rPr>
-      </w:pPr>
-      <w:r>
-        <w:rPr>
-          <w:rFonts w:ascii="Arial" w:hAnsi="Arial" w:cs="Arial"/>
-          <w:sz w:val="22"/>
-          <w:szCs w:val="22"/>
-        </w:rPr>
-        <w:lastRenderedPageBreak/>
+          <w:b/>
+          <w:bCs/>
+          <w:sz w:val="22"/>
+          <w:szCs w:val="22"/>
+        </w:rPr>
+      </w:pPr>
+      <w:r>
+        <w:rPr>
+          <w:rFonts w:ascii="Arial" w:hAnsi="Arial" w:cs="Arial"/>
+          <w:sz w:val="22"/>
+          <w:szCs w:val="22"/>
+        </w:rPr>
         <w:t>Discussion Quality [</w:t>
       </w:r>
       <w:r>
